--- a/Sprint20261019-20261030/HERO-69777_20261023_190146.docx
+++ b/Sprint20261019-20261030/HERO-69777_20261023_190146.docx
@@ -2389,764 +2389,6 @@
         <w:t>4. The Edit Columns page loads and saves without errors</w:t>
       </w:r>
     </w:p>
-    <w:p>
-      <w:pPr>
-        <w:spacing w:before="200" w:after="120"/>
-      </w:pPr>
-      <w:r>
-        <w:rPr>
-          <w:rFonts w:ascii="Arial" w:hAnsi="Arial" w:eastAsia="Arial" w:cs="Arial"/>
-          <w:b/>
-          <w:color w:val="000000"/>
-          <w:sz w:val="26"/>
-          <w:u w:val="single"/>
-        </w:rPr>
-        <w:t>Appendix</w:t>
-      </w:r>
-    </w:p>
-    <w:p>
-      <w:pPr>
-        <w:spacing w:before="160" w:after="80"/>
-      </w:pPr>
-      <w:r>
-        <w:rPr>
-          <w:rFonts w:ascii="Arial" w:hAnsi="Arial" w:eastAsia="Arial" w:cs="Arial"/>
-          <w:b/>
-          <w:color w:val="001EFF"/>
-          <w:sz w:val="24"/>
-          <w:u w:val="none"/>
-        </w:rPr>
-        <w:t>Bug Description (HERO-69777)</w:t>
-      </w:r>
-    </w:p>
-    <w:p>
-      <w:pPr>
-        <w:spacing w:before="0" w:after="80"/>
-      </w:pPr>
-      <w:r>
-        <w:rPr>
-          <w:rFonts w:ascii="Arial" w:hAnsi="Arial" w:eastAsia="Arial" w:cs="Arial"/>
-          <w:b/>
-          <w:color w:val="000000"/>
-          <w:sz w:val="20"/>
-          <w:u w:val="none"/>
-        </w:rPr>
-        <w:t>Component:</w:t>
-      </w:r>
-      <w:r>
-        <w:rPr>
-          <w:rFonts w:ascii="Arial" w:hAnsi="Arial" w:eastAsia="Arial" w:cs="Arial"/>
-          <w:b w:val="0"/>
-          <w:color w:val="000000"/>
-          <w:sz w:val="20"/>
-          <w:u w:val="none"/>
-        </w:rPr>
-        <w:t xml:space="preserve"> RESERVATION</w:t>
-      </w:r>
-    </w:p>
-    <w:p>
-      <w:pPr>
-        <w:spacing w:before="0" w:after="80"/>
-      </w:pPr>
-      <w:r>
-        <w:rPr>
-          <w:rFonts w:ascii="Arial" w:hAnsi="Arial" w:eastAsia="Arial" w:cs="Arial"/>
-          <w:b/>
-          <w:color w:val="000000"/>
-          <w:sz w:val="20"/>
-          <w:u w:val="none"/>
-        </w:rPr>
-        <w:t>Current Behavior:</w:t>
-      </w:r>
-    </w:p>
-    <w:p>
-      <w:pPr>
-        <w:spacing w:before="0" w:after="80"/>
-      </w:pPr>
-      <w:r>
-        <w:rPr>
-          <w:rFonts w:ascii="Arial" w:hAnsi="Arial" w:eastAsia="Arial" w:cs="Arial"/>
-          <w:b w:val="0"/>
-          <w:color w:val="000000"/>
-          <w:sz w:val="20"/>
-          <w:u w:val="none"/>
-        </w:rPr>
-        <w:t>In HKJC TMS Operation &gt; Custom Header &gt; Edit Columns &gt; Current/Calendar, the column is shown as "Preference", while the reservation list header on Waitlist, Cancelled, or All displays "Table Size Wait For". The names are inconsistent.</w:t>
-      </w:r>
-    </w:p>
-    <w:p>
-      <w:pPr>
-        <w:spacing w:before="0" w:after="80"/>
-      </w:pPr>
-      <w:r>
-        <w:rPr>
-          <w:rFonts w:ascii="Arial" w:hAnsi="Arial" w:eastAsia="Arial" w:cs="Arial"/>
-          <w:b/>
-          <w:color w:val="000000"/>
-          <w:sz w:val="20"/>
-          <w:u w:val="none"/>
-        </w:rPr>
-        <w:t>Expected Result:</w:t>
-      </w:r>
-    </w:p>
-    <w:p>
-      <w:pPr>
-        <w:spacing w:before="0" w:after="80"/>
-      </w:pPr>
-      <w:r>
-        <w:rPr>
-          <w:rFonts w:ascii="Arial" w:hAnsi="Arial" w:eastAsia="Arial" w:cs="Arial"/>
-          <w:b w:val="0"/>
-          <w:color w:val="000000"/>
-          <w:sz w:val="20"/>
-          <w:u w:val="none"/>
-        </w:rPr>
-        <w:t>Edit Columns uses the same name as the reservation list: "Table Size Wait For".</w:t>
-      </w:r>
-    </w:p>
-    <w:p>
-      <w:pPr>
-        <w:spacing w:before="160" w:after="80"/>
-      </w:pPr>
-      <w:r>
-        <w:rPr>
-          <w:rFonts w:ascii="Arial" w:hAnsi="Arial" w:eastAsia="Arial" w:cs="Arial"/>
-          <w:b/>
-          <w:color w:val="001EFF"/>
-          <w:sz w:val="24"/>
-          <w:u w:val="none"/>
-        </w:rPr>
-        <w:t>Release Notes (Version 1.2.117.0)</w:t>
-      </w:r>
-    </w:p>
-    <w:p>
-      <w:pPr>
-        <w:spacing w:before="0" w:after="40"/>
-        <w:ind w:left="360" w:hanging="240"/>
-      </w:pPr>
-      <w:r>
-        <w:rPr>
-          <w:rFonts w:ascii="Arial" w:hAnsi="Arial" w:eastAsia="Arial" w:cs="Arial"/>
-          <w:b w:val="0"/>
-          <w:color w:val="000000"/>
-          <w:sz w:val="20"/>
-          <w:u w:val="none"/>
-        </w:rPr>
-        <w:t xml:space="preserve">• </w:t>
-      </w:r>
-      <w:r>
-        <w:rPr>
-          <w:rFonts w:ascii="Arial" w:hAnsi="Arial" w:eastAsia="Arial" w:cs="Arial"/>
-          <w:b/>
-          <w:color w:val="000000"/>
-          <w:sz w:val="20"/>
-          <w:u w:val="none"/>
-        </w:rPr>
-        <w:t>Bug Fix:</w:t>
-      </w:r>
-      <w:r>
-        <w:rPr>
-          <w:rFonts w:ascii="Arial" w:hAnsi="Arial" w:eastAsia="Arial" w:cs="Arial"/>
-          <w:b w:val="0"/>
-          <w:color w:val="000000"/>
-          <w:sz w:val="20"/>
-          <w:u w:val="none"/>
-        </w:rPr>
-        <w:t xml:space="preserve"> [HERO-69777] HKJC - TMS - Custom Header Edit Columns shows Preference instead of Table Size Wait For</w:t>
-      </w:r>
-    </w:p>
-    <w:p>
-      <w:pPr>
-        <w:spacing w:before="0" w:after="40"/>
-        <w:ind w:left="360" w:hanging="240"/>
-      </w:pPr>
-      <w:r>
-        <w:rPr>
-          <w:rFonts w:ascii="Arial" w:hAnsi="Arial" w:eastAsia="Arial" w:cs="Arial"/>
-          <w:b w:val="0"/>
-          <w:color w:val="000000"/>
-          <w:sz w:val="20"/>
-          <w:u w:val="none"/>
-        </w:rPr>
-        <w:t xml:space="preserve">• </w:t>
-      </w:r>
-      <w:r>
-        <w:rPr>
-          <w:rFonts w:ascii="Arial" w:hAnsi="Arial" w:eastAsia="Arial" w:cs="Arial"/>
-          <w:b/>
-          <w:color w:val="000000"/>
-          <w:sz w:val="20"/>
-          <w:u w:val="none"/>
-        </w:rPr>
-        <w:t>Description:</w:t>
-      </w:r>
-      <w:r>
-        <w:rPr>
-          <w:rFonts w:ascii="Arial" w:hAnsi="Arial" w:eastAsia="Arial" w:cs="Arial"/>
-          <w:b w:val="0"/>
-          <w:color w:val="000000"/>
-          <w:sz w:val="20"/>
-          <w:u w:val="none"/>
-        </w:rPr>
-        <w:t xml:space="preserve"> In Custom Header, Edit Columns on Current/Calendar showed the column name "Preference". The reservation list only displays the "Table Size Wait For" column. Edit Columns now uses the same name, "Table Size Wait For".</w:t>
-      </w:r>
-    </w:p>
-    <w:p>
-      <w:pPr>
-        <w:spacing w:before="0" w:after="40"/>
-        <w:ind w:left="360" w:hanging="240"/>
-      </w:pPr>
-      <w:r>
-        <w:rPr>
-          <w:rFonts w:ascii="Arial" w:hAnsi="Arial" w:eastAsia="Arial" w:cs="Arial"/>
-          <w:b w:val="0"/>
-          <w:color w:val="000000"/>
-          <w:sz w:val="20"/>
-          <w:u w:val="none"/>
-        </w:rPr>
-        <w:t xml:space="preserve">• </w:t>
-      </w:r>
-      <w:r>
-        <w:rPr>
-          <w:rFonts w:ascii="Arial" w:hAnsi="Arial" w:eastAsia="Arial" w:cs="Arial"/>
-          <w:b/>
-          <w:color w:val="000000"/>
-          <w:sz w:val="20"/>
-          <w:u w:val="none"/>
-        </w:rPr>
-        <w:t>Scope:</w:t>
-      </w:r>
-      <w:r>
-        <w:rPr>
-          <w:rFonts w:ascii="Arial" w:hAnsi="Arial" w:eastAsia="Arial" w:cs="Arial"/>
-          <w:b w:val="0"/>
-          <w:color w:val="000000"/>
-          <w:sz w:val="20"/>
-          <w:u w:val="none"/>
-        </w:rPr>
-        <w:t xml:space="preserve"> Search and Member reservation lists do not include this column. On Current/Calendar, the column is still shown only on Waitlist, Cancelled, and All.</w:t>
-      </w:r>
-    </w:p>
-    <w:p>
-      <w:pPr>
-        <w:spacing w:before="0" w:after="40"/>
-        <w:ind w:left="360" w:hanging="240"/>
-      </w:pPr>
-      <w:r>
-        <w:rPr>
-          <w:rFonts w:ascii="Arial" w:hAnsi="Arial" w:eastAsia="Arial" w:cs="Arial"/>
-          <w:b w:val="0"/>
-          <w:color w:val="000000"/>
-          <w:sz w:val="20"/>
-          <w:u w:val="none"/>
-        </w:rPr>
-        <w:t xml:space="preserve">• </w:t>
-      </w:r>
-      <w:r>
-        <w:rPr>
-          <w:rFonts w:ascii="Arial" w:hAnsi="Arial" w:eastAsia="Arial" w:cs="Arial"/>
-          <w:b/>
-          <w:color w:val="000000"/>
-          <w:sz w:val="20"/>
-          <w:u w:val="none"/>
-        </w:rPr>
-        <w:t>Setup:</w:t>
-      </w:r>
-      <w:r>
-        <w:rPr>
-          <w:rFonts w:ascii="Arial" w:hAnsi="Arial" w:eastAsia="Arial" w:cs="Arial"/>
-          <w:b w:val="0"/>
-          <w:color w:val="000000"/>
-          <w:sz w:val="20"/>
-          <w:u w:val="none"/>
-        </w:rPr>
-        <w:t xml:space="preserve"> N/A</w:t>
-      </w:r>
-    </w:p>
-    <w:p>
-      <w:pPr>
-        <w:spacing w:before="160" w:after="80"/>
-      </w:pPr>
-      <w:r>
-        <w:rPr>
-          <w:rFonts w:ascii="Arial" w:hAnsi="Arial" w:eastAsia="Arial" w:cs="Arial"/>
-          <w:b/>
-          <w:color w:val="001EFF"/>
-          <w:sz w:val="24"/>
-          <w:u w:val="none"/>
-        </w:rPr>
-        <w:t>Regression Test Scope - Related Modules and Functions</w:t>
-      </w:r>
-    </w:p>
-    <w:tbl>
-      <w:tblPr>
-        <w:tblStyle w:val="TableGrid"/>
-        <w:tblW w:type="auto" w:w="0"/>
-        <w:jc w:val="left"/>
-        <w:tblLook w:firstColumn="1" w:firstRow="1" w:lastColumn="0" w:lastRow="0" w:noHBand="0" w:noVBand="1" w:val="04A0"/>
-      </w:tblPr>
-      <w:tblGrid>
-        <w:gridCol w:w="2880"/>
-        <w:gridCol w:w="2880"/>
-        <w:gridCol w:w="2880"/>
-      </w:tblGrid>
-      <w:tr>
-        <w:tc>
-          <w:tcPr>
-            <w:tcW w:type="dxa" w:w="2880"/>
-          </w:tcPr>
-          <w:p>
-            <w:pPr>
-              <w:spacing w:before="0" w:after="20"/>
-            </w:pPr>
-            <w:r/>
-            <w:r>
-              <w:rPr>
-                <w:rFonts w:ascii="Arial" w:hAnsi="Arial" w:eastAsia="Arial" w:cs="Arial"/>
-                <w:b/>
-                <w:color w:val="000000"/>
-                <w:sz w:val="18"/>
-                <w:u w:val="none"/>
-              </w:rPr>
-              <w:t>Module / Function</w:t>
-            </w:r>
-          </w:p>
-        </w:tc>
-        <w:tc>
-          <w:tcPr>
-            <w:tcW w:type="dxa" w:w="2880"/>
-          </w:tcPr>
-          <w:p>
-            <w:pPr>
-              <w:spacing w:before="0" w:after="20"/>
-            </w:pPr>
-            <w:r/>
-            <w:r>
-              <w:rPr>
-                <w:rFonts w:ascii="Arial" w:hAnsi="Arial" w:eastAsia="Arial" w:cs="Arial"/>
-                <w:b/>
-                <w:color w:val="000000"/>
-                <w:sz w:val="18"/>
-                <w:u w:val="none"/>
-              </w:rPr>
-              <w:t>Related View</w:t>
-            </w:r>
-          </w:p>
-        </w:tc>
-        <w:tc>
-          <w:tcPr>
-            <w:tcW w:type="dxa" w:w="2880"/>
-          </w:tcPr>
-          <w:p>
-            <w:pPr>
-              <w:spacing w:before="0" w:after="20"/>
-            </w:pPr>
-            <w:r/>
-            <w:r>
-              <w:rPr>
-                <w:rFonts w:ascii="Arial" w:hAnsi="Arial" w:eastAsia="Arial" w:cs="Arial"/>
-                <w:b/>
-                <w:color w:val="000000"/>
-                <w:sz w:val="18"/>
-                <w:u w:val="none"/>
-              </w:rPr>
-              <w:t>Regression Focus</w:t>
-            </w:r>
-          </w:p>
-        </w:tc>
-      </w:tr>
-      <w:tr>
-        <w:tc>
-          <w:tcPr>
-            <w:tcW w:type="dxa" w:w="2880"/>
-          </w:tcPr>
-          <w:p>
-            <w:pPr>
-              <w:spacing w:before="0" w:after="20"/>
-            </w:pPr>
-            <w:r/>
-            <w:r>
-              <w:rPr>
-                <w:rFonts w:ascii="Arial" w:hAnsi="Arial" w:eastAsia="Arial" w:cs="Arial"/>
-                <w:b w:val="0"/>
-                <w:color w:val="000000"/>
-                <w:sz w:val="18"/>
-                <w:u w:val="none"/>
-              </w:rPr>
-              <w:t>Operation &gt; Custom Header &gt; Edit Columns</w:t>
-            </w:r>
-          </w:p>
-        </w:tc>
-        <w:tc>
-          <w:tcPr>
-            <w:tcW w:type="dxa" w:w="2880"/>
-          </w:tcPr>
-          <w:p>
-            <w:pPr>
-              <w:spacing w:before="0" w:after="20"/>
-            </w:pPr>
-            <w:r/>
-            <w:r>
-              <w:rPr>
-                <w:rFonts w:ascii="Arial" w:hAnsi="Arial" w:eastAsia="Arial" w:cs="Arial"/>
-                <w:b w:val="0"/>
-                <w:color w:val="000000"/>
-                <w:sz w:val="18"/>
-                <w:u w:val="none"/>
-              </w:rPr>
-              <w:t>Current/Calendar</w:t>
-            </w:r>
-          </w:p>
-        </w:tc>
-        <w:tc>
-          <w:tcPr>
-            <w:tcW w:type="dxa" w:w="2880"/>
-          </w:tcPr>
-          <w:p>
-            <w:pPr>
-              <w:spacing w:before="0" w:after="20"/>
-            </w:pPr>
-            <w:r/>
-            <w:r>
-              <w:rPr>
-                <w:rFonts w:ascii="Arial" w:hAnsi="Arial" w:eastAsia="Arial" w:cs="Arial"/>
-                <w:b w:val="0"/>
-                <w:color w:val="000000"/>
-                <w:sz w:val="18"/>
-                <w:u w:val="none"/>
-              </w:rPr>
-              <w:t>Verify column name is "Table Size Wait For" and other column names are unchanged</w:t>
-            </w:r>
-          </w:p>
-        </w:tc>
-      </w:tr>
-      <w:tr>
-        <w:tc>
-          <w:tcPr>
-            <w:tcW w:type="dxa" w:w="2880"/>
-          </w:tcPr>
-          <w:p>
-            <w:pPr>
-              <w:spacing w:before="0" w:after="20"/>
-            </w:pPr>
-            <w:r/>
-            <w:r>
-              <w:rPr>
-                <w:rFonts w:ascii="Arial" w:hAnsi="Arial" w:eastAsia="Arial" w:cs="Arial"/>
-                <w:b w:val="0"/>
-                <w:color w:val="000000"/>
-                <w:sz w:val="18"/>
-                <w:u w:val="none"/>
-              </w:rPr>
-              <w:t>Operation reservation list</w:t>
-            </w:r>
-          </w:p>
-        </w:tc>
-        <w:tc>
-          <w:tcPr>
-            <w:tcW w:type="dxa" w:w="2880"/>
-          </w:tcPr>
-          <w:p>
-            <w:pPr>
-              <w:spacing w:before="0" w:after="20"/>
-            </w:pPr>
-            <w:r/>
-            <w:r>
-              <w:rPr>
-                <w:rFonts w:ascii="Arial" w:hAnsi="Arial" w:eastAsia="Arial" w:cs="Arial"/>
-                <w:b w:val="0"/>
-                <w:color w:val="000000"/>
-                <w:sz w:val="18"/>
-                <w:u w:val="none"/>
-              </w:rPr>
-              <w:t>Waitlist</w:t>
-            </w:r>
-          </w:p>
-        </w:tc>
-        <w:tc>
-          <w:tcPr>
-            <w:tcW w:type="dxa" w:w="2880"/>
-          </w:tcPr>
-          <w:p>
-            <w:pPr>
-              <w:spacing w:before="0" w:after="20"/>
-            </w:pPr>
-            <w:r/>
-            <w:r>
-              <w:rPr>
-                <w:rFonts w:ascii="Arial" w:hAnsi="Arial" w:eastAsia="Arial" w:cs="Arial"/>
-                <w:b w:val="0"/>
-                <w:color w:val="000000"/>
-                <w:sz w:val="18"/>
-                <w:u w:val="none"/>
-              </w:rPr>
-              <w:t>Verify "Table Size Wait For" column name and show/hide behavior</w:t>
-            </w:r>
-          </w:p>
-        </w:tc>
-      </w:tr>
-      <w:tr>
-        <w:tc>
-          <w:tcPr>
-            <w:tcW w:type="dxa" w:w="2880"/>
-          </w:tcPr>
-          <w:p>
-            <w:pPr>
-              <w:spacing w:before="0" w:after="20"/>
-            </w:pPr>
-            <w:r/>
-            <w:r>
-              <w:rPr>
-                <w:rFonts w:ascii="Arial" w:hAnsi="Arial" w:eastAsia="Arial" w:cs="Arial"/>
-                <w:b w:val="0"/>
-                <w:color w:val="000000"/>
-                <w:sz w:val="18"/>
-                <w:u w:val="none"/>
-              </w:rPr>
-              <w:t>Operation reservation list</w:t>
-            </w:r>
-          </w:p>
-        </w:tc>
-        <w:tc>
-          <w:tcPr>
-            <w:tcW w:type="dxa" w:w="2880"/>
-          </w:tcPr>
-          <w:p>
-            <w:pPr>
-              <w:spacing w:before="0" w:after="20"/>
-            </w:pPr>
-            <w:r/>
-            <w:r>
-              <w:rPr>
-                <w:rFonts w:ascii="Arial" w:hAnsi="Arial" w:eastAsia="Arial" w:cs="Arial"/>
-                <w:b w:val="0"/>
-                <w:color w:val="000000"/>
-                <w:sz w:val="18"/>
-                <w:u w:val="none"/>
-              </w:rPr>
-              <w:t>Cancelled</w:t>
-            </w:r>
-          </w:p>
-        </w:tc>
-        <w:tc>
-          <w:tcPr>
-            <w:tcW w:type="dxa" w:w="2880"/>
-          </w:tcPr>
-          <w:p>
-            <w:pPr>
-              <w:spacing w:before="0" w:after="20"/>
-            </w:pPr>
-            <w:r/>
-            <w:r>
-              <w:rPr>
-                <w:rFonts w:ascii="Arial" w:hAnsi="Arial" w:eastAsia="Arial" w:cs="Arial"/>
-                <w:b w:val="0"/>
-                <w:color w:val="000000"/>
-                <w:sz w:val="18"/>
-                <w:u w:val="none"/>
-              </w:rPr>
-              <w:t>Verify "Table Size Wait For" column name and show/hide behavior</w:t>
-            </w:r>
-          </w:p>
-        </w:tc>
-      </w:tr>
-      <w:tr>
-        <w:tc>
-          <w:tcPr>
-            <w:tcW w:type="dxa" w:w="2880"/>
-          </w:tcPr>
-          <w:p>
-            <w:pPr>
-              <w:spacing w:before="0" w:after="20"/>
-            </w:pPr>
-            <w:r/>
-            <w:r>
-              <w:rPr>
-                <w:rFonts w:ascii="Arial" w:hAnsi="Arial" w:eastAsia="Arial" w:cs="Arial"/>
-                <w:b w:val="0"/>
-                <w:color w:val="000000"/>
-                <w:sz w:val="18"/>
-                <w:u w:val="none"/>
-              </w:rPr>
-              <w:t>Operation reservation list</w:t>
-            </w:r>
-          </w:p>
-        </w:tc>
-        <w:tc>
-          <w:tcPr>
-            <w:tcW w:type="dxa" w:w="2880"/>
-          </w:tcPr>
-          <w:p>
-            <w:pPr>
-              <w:spacing w:before="0" w:after="20"/>
-            </w:pPr>
-            <w:r/>
-            <w:r>
-              <w:rPr>
-                <w:rFonts w:ascii="Arial" w:hAnsi="Arial" w:eastAsia="Arial" w:cs="Arial"/>
-                <w:b w:val="0"/>
-                <w:color w:val="000000"/>
-                <w:sz w:val="18"/>
-                <w:u w:val="none"/>
-              </w:rPr>
-              <w:t>All</w:t>
-            </w:r>
-          </w:p>
-        </w:tc>
-        <w:tc>
-          <w:tcPr>
-            <w:tcW w:type="dxa" w:w="2880"/>
-          </w:tcPr>
-          <w:p>
-            <w:pPr>
-              <w:spacing w:before="0" w:after="20"/>
-            </w:pPr>
-            <w:r/>
-            <w:r>
-              <w:rPr>
-                <w:rFonts w:ascii="Arial" w:hAnsi="Arial" w:eastAsia="Arial" w:cs="Arial"/>
-                <w:b w:val="0"/>
-                <w:color w:val="000000"/>
-                <w:sz w:val="18"/>
-                <w:u w:val="none"/>
-              </w:rPr>
-              <w:t>Verify "Table Size Wait For" column name and show/hide behavior</w:t>
-            </w:r>
-          </w:p>
-        </w:tc>
-      </w:tr>
-      <w:tr>
-        <w:tc>
-          <w:tcPr>
-            <w:tcW w:type="dxa" w:w="2880"/>
-          </w:tcPr>
-          <w:p>
-            <w:pPr>
-              <w:spacing w:before="0" w:after="20"/>
-            </w:pPr>
-            <w:r/>
-            <w:r>
-              <w:rPr>
-                <w:rFonts w:ascii="Arial" w:hAnsi="Arial" w:eastAsia="Arial" w:cs="Arial"/>
-                <w:b w:val="0"/>
-                <w:color w:val="000000"/>
-                <w:sz w:val="18"/>
-                <w:u w:val="none"/>
-              </w:rPr>
-              <w:t>Operation &gt; Search View</w:t>
-            </w:r>
-          </w:p>
-        </w:tc>
-        <w:tc>
-          <w:tcPr>
-            <w:tcW w:type="dxa" w:w="2880"/>
-          </w:tcPr>
-          <w:p>
-            <w:pPr>
-              <w:spacing w:before="0" w:after="20"/>
-            </w:pPr>
-            <w:r/>
-            <w:r>
-              <w:rPr>
-                <w:rFonts w:ascii="Arial" w:hAnsi="Arial" w:eastAsia="Arial" w:cs="Arial"/>
-                <w:b w:val="0"/>
-                <w:color w:val="000000"/>
-                <w:sz w:val="18"/>
-                <w:u w:val="none"/>
-              </w:rPr>
-              <w:t>Search reservation list</w:t>
-            </w:r>
-          </w:p>
-        </w:tc>
-        <w:tc>
-          <w:tcPr>
-            <w:tcW w:type="dxa" w:w="2880"/>
-          </w:tcPr>
-          <w:p>
-            <w:pPr>
-              <w:spacing w:before="0" w:after="20"/>
-            </w:pPr>
-            <w:r/>
-            <w:r>
-              <w:rPr>
-                <w:rFonts w:ascii="Arial" w:hAnsi="Arial" w:eastAsia="Arial" w:cs="Arial"/>
-                <w:b w:val="0"/>
-                <w:color w:val="000000"/>
-                <w:sz w:val="18"/>
-                <w:u w:val="none"/>
-              </w:rPr>
-              <w:t>Verify "Table Size Wait For" column is not included</w:t>
-            </w:r>
-          </w:p>
-        </w:tc>
-      </w:tr>
-      <w:tr>
-        <w:tc>
-          <w:tcPr>
-            <w:tcW w:type="dxa" w:w="2880"/>
-          </w:tcPr>
-          <w:p>
-            <w:pPr>
-              <w:spacing w:before="0" w:after="20"/>
-            </w:pPr>
-            <w:r/>
-            <w:r>
-              <w:rPr>
-                <w:rFonts w:ascii="Arial" w:hAnsi="Arial" w:eastAsia="Arial" w:cs="Arial"/>
-                <w:b w:val="0"/>
-                <w:color w:val="000000"/>
-                <w:sz w:val="18"/>
-                <w:u w:val="none"/>
-              </w:rPr>
-              <w:t>Member reservation list</w:t>
-            </w:r>
-          </w:p>
-        </w:tc>
-        <w:tc>
-          <w:tcPr>
-            <w:tcW w:type="dxa" w:w="2880"/>
-          </w:tcPr>
-          <w:p>
-            <w:pPr>
-              <w:spacing w:before="0" w:after="20"/>
-            </w:pPr>
-            <w:r/>
-            <w:r>
-              <w:rPr>
-                <w:rFonts w:ascii="Arial" w:hAnsi="Arial" w:eastAsia="Arial" w:cs="Arial"/>
-                <w:b w:val="0"/>
-                <w:color w:val="000000"/>
-                <w:sz w:val="18"/>
-                <w:u w:val="none"/>
-              </w:rPr>
-              <w:t>Member</w:t>
-            </w:r>
-          </w:p>
-        </w:tc>
-        <w:tc>
-          <w:tcPr>
-            <w:tcW w:type="dxa" w:w="2880"/>
-          </w:tcPr>
-          <w:p>
-            <w:pPr>
-              <w:spacing w:before="0" w:after="20"/>
-            </w:pPr>
-            <w:r/>
-            <w:r>
-              <w:rPr>
-                <w:rFonts w:ascii="Arial" w:hAnsi="Arial" w:eastAsia="Arial" w:cs="Arial"/>
-                <w:b w:val="0"/>
-                <w:color w:val="000000"/>
-                <w:sz w:val="18"/>
-                <w:u w:val="none"/>
-              </w:rPr>
-              <w:t>Verify "Table Size Wait For" column is not included</w:t>
-            </w:r>
-          </w:p>
-        </w:tc>
-      </w:tr>
-    </w:tbl>
-    <w:p/>
     <w:sectPr>
       <w:pgSz w:w="12240" w:h="15840"/>
       <w:pgMar w:top="1440" w:right="1800" w:bottom="1440" w:left="1800" w:header="720" w:footer="720" w:gutter="0"/>
